--- a/docs/teaching/nexacare-whitegum/documents/Student_Guide_CX_EX_Week8.docx
+++ b/docs/teaching/nexacare-whitegum/documents/Student_Guide_CX_EX_Week8.docx
@@ -61,7 +61,7 @@
         <w:spacing w:after="120" w:before="0"/>
       </w:pPr>
       <w:r>
-        <w:t xml:space="preserve">Most of what a client remembers about a legal matter is not the law — it is the experience: whether they felt informed, whether there were surprises, whether the team was responsive. This week you look at the NexaCare acquisition through two lenses: client experience (CX) — how it felt to be the client — and employee experience (EX) — how it felt to be on the deal team under a compressed timetable. You will run six short exercises in Mike, each producing something you can discuss and, for the assessment, assemble into a one-page “ideal happy path” and a short EX note.</w:t>
+        <w:t xml:space="preserve">Most of what a client remembers about a legal matter is not the law — it is the experience: whether they felt informed, whether there were surprises, whether the team was responsive. This week you look at the NexaCare acquisition through two lenses: client experience (CX) — how it felt to be the client — and employee experience (EX) — how it felt to be on the deal team under a compressed timetable. You will run six short exercises in Rose, each producing something you can discuss and, for the assessment, assemble into a one-page “ideal happy path” and a short EX note.</w:t>
       </w:r>
     </w:p>
     <w:p>
@@ -93,7 +93,7 @@
         <w:t xml:space="preserve">Your project. </w:t>
       </w:r>
       <w:r>
-        <w:t xml:space="preserve">Everything happens inside your group’s project, “NexaCare — Whitegum Acquisition — Group [your letter]”. It already contains the matter documents (leases, the MediTrax notice and MSA extract, the TSA schedule, a client correspondence log and the process map) and the matter task list. Select this project whenever you run a workflow so Mike has the case context.</w:t>
+        <w:t xml:space="preserve">Everything happens inside your group’s project, “NexaCare — Whitegum Acquisition — Group [your letter]”. It already contains the matter documents (leases, the MediTrax notice and MSA extract, the TSA schedule, a client correspondence log and the process map) and the matter task list. Select this project whenever you run a workflow so Rose has the case context.</w:t>
       </w:r>
     </w:p>
     <w:p>
@@ -153,7 +153,7 @@
         <w:t xml:space="preserve">A standing rule. </w:t>
       </w:r>
       <w:r>
-        <w:t xml:space="preserve">Mike’s output is AI-generated and must be checked before anyone relies on it. Treat every draft as a first draft, and never let a citation reach a client without a human verifying it.</w:t>
+        <w:t xml:space="preserve">Rose’s output is AI-generated and must be checked before anyone relies on it. Treat every draft as a first draft, and never let a citation reach a client without a human verifying it.</w:t>
       </w:r>
     </w:p>
     <w:p>
@@ -207,13 +207,7 @@
         <w:rPr>
           <w:color w:val="1F3B57"/>
         </w:rPr>
-        <w:t xml:space="preserve">Exercise 1 — Baseline (CX): </w:t>
-      </w:r>
-      <w:r>
-        <w:rPr>
-          <w:color w:val="1F3B57"/>
-        </w:rPr>
-        <w:t xml:space="preserve">Client experience (CX) audit &amp; scorecard</w:t>
+        <w:t xml:space="preserve">Exercise 1 — Baseline (CX): Client experience (CX) audit &amp; scorecard</w:t>
       </w:r>
     </w:p>
     <w:p>
@@ -338,13 +332,7 @@
         <w:rPr>
           <w:color w:val="1F3B57"/>
         </w:rPr>
-        <w:t xml:space="preserve">Exercise 2 — Recovery (CX): </w:t>
-      </w:r>
-      <w:r>
-        <w:rPr>
-          <w:color w:val="1F3B57"/>
-        </w:rPr>
-        <w:t xml:space="preserve">Service recovery response</w:t>
+        <w:t xml:space="preserve">Exercise 2 — Recovery (CX): Service recovery response</w:t>
       </w:r>
     </w:p>
     <w:p>
@@ -521,13 +509,7 @@
         <w:rPr>
           <w:color w:val="1F3B57"/>
         </w:rPr>
-        <w:t xml:space="preserve">Exercise 3 — Listening (CX): </w:t>
-      </w:r>
-      <w:r>
-        <w:rPr>
-          <w:color w:val="1F3B57"/>
-        </w:rPr>
-        <w:t xml:space="preserve">Client feedback synthesis</w:t>
+        <w:t xml:space="preserve">Exercise 3 — Listening (CX): Client feedback synthesis</w:t>
       </w:r>
     </w:p>
     <w:p>
@@ -788,13 +770,7 @@
         <w:rPr>
           <w:color w:val="1F3B57"/>
         </w:rPr>
-        <w:t xml:space="preserve">Exercise 4 — The team side (EX): </w:t>
-      </w:r>
-      <w:r>
-        <w:rPr>
-          <w:color w:val="1F3B57"/>
-        </w:rPr>
-        <w:t xml:space="preserve">Team experience &amp; psychological-safety pulse</w:t>
+        <w:t xml:space="preserve">Exercise 4 — The team side (EX): Team experience &amp; psychological-safety pulse</w:t>
       </w:r>
     </w:p>
     <w:p>
@@ -896,7 +872,7 @@
           <w:i/>
           <w:iCs/>
         </w:rPr>
-        <w:t xml:space="preserve">Which of Mike’s own features actually support employee experience? (For example: the approval gate distributes accountability so no junior carries a risky decision alone; the audit log protects the junior who flagged a problem.)</w:t>
+        <w:t xml:space="preserve">Which of Rose’s own features actually support employee experience? (For example: the approval gate distributes accountability so no junior carries a risky decision alone; the audit log protects the junior who flagged a problem.)</w:t>
       </w:r>
     </w:p>
     <w:p>
@@ -908,13 +884,7 @@
         <w:rPr>
           <w:color w:val="1F3B57"/>
         </w:rPr>
-        <w:t xml:space="preserve">Exercise 5 — Rebalance (EX): </w:t>
-      </w:r>
-      <w:r>
-        <w:rPr>
-          <w:color w:val="1F3B57"/>
-        </w:rPr>
-        <w:t xml:space="preserve">Workload &amp; wellbeing rebalance</w:t>
+        <w:t xml:space="preserve">Exercise 5 — Rebalance (EX): Workload &amp; wellbeing rebalance</w:t>
       </w:r>
     </w:p>
     <w:p>
@@ -1013,13 +983,7 @@
         <w:rPr>
           <w:color w:val="1F3B57"/>
         </w:rPr>
-        <w:t xml:space="preserve">Exercise 6 — Synthesis: </w:t>
-      </w:r>
-      <w:r>
-        <w:rPr>
-          <w:color w:val="1F3B57"/>
-        </w:rPr>
-        <w:t xml:space="preserve">Moments that matter — CX/EX map</w:t>
+        <w:t xml:space="preserve">Exercise 6 — Synthesis: Moments that matter — CX/EX map</w:t>
       </w:r>
     </w:p>
     <w:p>
@@ -1174,7 +1138,7 @@
         <w:spacing w:after="120" w:before="80"/>
       </w:pPr>
       <w:r>
-        <w:t xml:space="preserve">You can export any Mike output as a Word or PDF file using the Export button on the run, and edit it into your final one-pager. </w:t>
+        <w:t xml:space="preserve">You can export any Rose output as a Word or PDF file using the Export button on the run, and edit it into your final one-pager. </w:t>
       </w:r>
       <w:r>
         <w:rPr>
